--- a/docs/PRE-NATIVE-REVIEW.docx
+++ b/docs/PRE-NATIVE-REVIEW.docx
@@ -12,7 +12,7 @@
     </w:p>
     <w:p>
       <w:r>
-        <w:t>Prototype v0.9.1 · 27 Oct 2026 · Reviewed against v0.9.0 (</w:t>
+        <w:t>Prototype v0.9.1, decisions applied in v0.9.2 · 27 Oct 2026 · Reviewed against v0.9.0 (</w:t>
       </w:r>
       <w:r>
         <w:rPr>
@@ -1125,7 +1125,7 @@
           <w:p>
             <w:r/>
             <w:r>
-              <w:t>Needs decision (D2-1)</w:t>
+              <w:t>Decided: approved (D2-1, A1)</w:t>
             </w:r>
           </w:p>
         </w:tc>
@@ -1182,7 +1182,7 @@
           <w:p>
             <w:r/>
             <w:r>
-              <w:t>Needs decision (D2-2)</w:t>
+              <w:t>Decided: approved (D2-2, A2)</w:t>
             </w:r>
           </w:p>
         </w:tc>
@@ -1239,7 +1239,7 @@
           <w:p>
             <w:r/>
             <w:r>
-              <w:t>Needs decision (D2-3)</w:t>
+              <w:t>Decided: approved, shipped v0.9.2</w:t>
             </w:r>
           </w:p>
         </w:tc>
@@ -1296,7 +1296,7 @@
           <w:p>
             <w:r/>
             <w:r>
-              <w:t>Needs decision (D2-4)</w:t>
+              <w:t>Decided: approved, shipped v0.9.2 (legal review deferred)</w:t>
             </w:r>
           </w:p>
         </w:tc>
@@ -1353,7 +1353,7 @@
           <w:p>
             <w:r/>
             <w:r>
-              <w:t>Needs decision (D2-5)</w:t>
+              <w:t>Decided: approved, shipped v0.9.2</w:t>
             </w:r>
           </w:p>
         </w:tc>
@@ -1410,7 +1410,7 @@
           <w:p>
             <w:r/>
             <w:r>
-              <w:t>Needs decision (D2-6)</w:t>
+              <w:t>Decided: approved (A3); HRV/RHR deferred</w:t>
             </w:r>
           </w:p>
         </w:tc>
@@ -1467,7 +1467,7 @@
           <w:p>
             <w:r/>
             <w:r>
-              <w:t>Needs decision (D2-7)</w:t>
+              <w:t>Decided: approved (A4)</w:t>
             </w:r>
           </w:p>
         </w:tc>
@@ -1524,7 +1524,7 @@
           <w:p>
             <w:r/>
             <w:r>
-              <w:t>Needs decision (D2-8)</w:t>
+              <w:t>Decided: approved (A5)</w:t>
             </w:r>
           </w:p>
         </w:tc>
@@ -1644,7 +1644,7 @@
           <w:p>
             <w:r/>
             <w:r>
-              <w:t>Needs decision (D2-9: native structure)</w:t>
+              <w:t>Decided: approved for native</w:t>
             </w:r>
           </w:p>
         </w:tc>
@@ -1701,7 +1701,7 @@
           <w:p>
             <w:r/>
             <w:r>
-              <w:t>Needs decision (D2-10)</w:t>
+              <w:t>Decided: approved (V1 as is); B deferred</w:t>
             </w:r>
           </w:p>
         </w:tc>
@@ -1715,10 +1715,10 @@
         <w:rPr>
           <w:b/>
         </w:rPr>
-        <w:t>22 found · 12 fixed · 10 need a decision.</w:t>
-      </w:r>
-      <w:r>
-        <w:t xml:space="preserve"> UX dead-end check: every screen reached in the suites has a way back to Today or Settings. None found.</w:t>
+        <w:t>22 found · 12 fixed · 10 needed a decision</w:t>
+      </w:r>
+      <w:r>
+        <w:t>, all decided 2026-10-27 (see Decision round 2). UX dead-end check: every screen reached in the suites has a way back to Today or Settings. None found.</w:t>
       </w:r>
     </w:p>
     <w:p>
@@ -1731,6 +1731,26 @@
     </w:p>
     <w:p>
       <w:r>
+        <w:rPr>
+          <w:b/>
+        </w:rPr>
+        <w:t>Outcome (2026-10-27):</w:t>
+      </w:r>
+      <w:r>
+        <w:t xml:space="preserve"> the user approved every recommendation ("Go with your best recommendations"). Five changes to the locked doc are recorded as amendments A1–A5 in </w:t>
+      </w:r>
+      <w:r>
+        <w:rPr>
+          <w:rFonts w:ascii="Courier New" w:hAnsi="Courier New"/>
+        </w:rPr>
+        <w:t>docs/CORE-PRODUCT-LOGICS-AMENDMENTS.md</w:t>
+      </w:r>
+      <w:r>
+        <w:t>; the locked docx is untouched. D2-3, D2-4 and D2-5 shipped in v0.9.2. These parts are deferred: D2-2b, D2-4 legal wording, D2-6b and D2-10b.</w:t>
+      </w:r>
+    </w:p>
+    <w:p>
+      <w:r>
         <w:t>Same format as Round 1. P1 = decide before the native build.</w:t>
       </w:r>
     </w:p>
@@ -1837,7 +1857,34 @@
         <w:t>Decision:</w:t>
       </w:r>
       <w:r>
-        <w:t xml:space="preserve"> ________</w:t>
+        <w:t xml:space="preserve"> </w:t>
+      </w:r>
+      <w:r>
+        <w:rPr>
+          <w:b/>
+        </w:rPr>
+        <w:t>APPROVED</w:t>
+      </w:r>
+      <w:r>
+        <w:t xml:space="preserve"> 2026-10-27 (user approval): A + B. Recorded as amendment </w:t>
+      </w:r>
+      <w:r>
+        <w:rPr>
+          <w:b/>
+        </w:rPr>
+        <w:t>A1</w:t>
+      </w:r>
+      <w:r>
+        <w:t xml:space="preserve"> in </w:t>
+      </w:r>
+      <w:r>
+        <w:rPr>
+          <w:rFonts w:ascii="Courier New" w:hAnsi="Courier New"/>
+        </w:rPr>
+        <w:t>CORE-PRODUCT-LOGICS-AMENDMENTS.md</w:t>
+      </w:r>
+      <w:r>
+        <w:t>. The summary card ("Ability: x of 4", display only) shipped in v0.9.2.</w:t>
       </w:r>
     </w:p>
     <w:p>
@@ -1915,7 +1962,34 @@
         <w:t>Decision:</w:t>
       </w:r>
       <w:r>
-        <w:t xml:space="preserve"> ________</w:t>
+        <w:t xml:space="preserve"> </w:t>
+      </w:r>
+      <w:r>
+        <w:rPr>
+          <w:b/>
+        </w:rPr>
+        <w:t>APPROVED</w:t>
+      </w:r>
+      <w:r>
+        <w:t xml:space="preserve"> 2026-10-27 (user approval): A. Recorded as amendment </w:t>
+      </w:r>
+      <w:r>
+        <w:rPr>
+          <w:b/>
+        </w:rPr>
+        <w:t>A2</w:t>
+      </w:r>
+      <w:r>
+        <w:t xml:space="preserve">. </w:t>
+      </w:r>
+      <w:r>
+        <w:rPr>
+          <w:b/>
+        </w:rPr>
+        <w:t>DEFERRED:</w:t>
+      </w:r>
+      <w:r>
+        <w:t xml:space="preserve"> B (15 named templates) is a pre-launch content task, because it isn't needed for the engine (RESEARCH-FLAGS D2-2b).</w:t>
       </w:r>
     </w:p>
     <w:p>
@@ -1993,7 +2067,25 @@
         <w:t>Decision:</w:t>
       </w:r>
       <w:r>
-        <w:t xml:space="preserve"> ________</w:t>
+        <w:t xml:space="preserve"> </w:t>
+      </w:r>
+      <w:r>
+        <w:rPr>
+          <w:b/>
+        </w:rPr>
+        <w:t>APPROVED</w:t>
+      </w:r>
+      <w:r>
+        <w:t xml:space="preserve"> 2026-10-27 (user approval): B. Shipped in v0.9.2 (</w:t>
+      </w:r>
+      <w:r>
+        <w:rPr>
+          <w:rFonts w:ascii="Courier New" w:hAnsi="Courier New"/>
+        </w:rPr>
+        <w:t>modCounterOtherAfterCalibration:'short'</w:t>
+      </w:r>
+      <w:r>
+        <w:t>). The pain path is unchanged, and "No, skip it" is always available.</w:t>
       </w:r>
     </w:p>
     <w:p>
@@ -2071,7 +2163,34 @@
         <w:t>Decision:</w:t>
       </w:r>
       <w:r>
-        <w:t xml:space="preserve"> ________</w:t>
+        <w:t xml:space="preserve"> </w:t>
+      </w:r>
+      <w:r>
+        <w:rPr>
+          <w:b/>
+        </w:rPr>
+        <w:t>APPROVED</w:t>
+      </w:r>
+      <w:r>
+        <w:t xml:space="preserve"> 2026-10-27 (user approval): copy approved for the prototype and shipped in v0.9.2 (</w:t>
+      </w:r>
+      <w:r>
+        <w:rPr>
+          <w:rFonts w:ascii="Courier New" w:hAnsi="Courier New"/>
+        </w:rPr>
+        <w:t>modAcceptNote</w:t>
+      </w:r>
+      <w:r>
+        <w:t xml:space="preserve">). </w:t>
+      </w:r>
+      <w:r>
+        <w:rPr>
+          <w:b/>
+        </w:rPr>
+        <w:t>DEFERRED:</w:t>
+      </w:r>
+      <w:r>
+        <w:t xml:space="preserve"> final wording waits for OQ-5 legal review.</w:t>
       </w:r>
     </w:p>
     <w:p>
@@ -2149,7 +2268,16 @@
         <w:t>Decision:</w:t>
       </w:r>
       <w:r>
-        <w:t xml:space="preserve"> ________</w:t>
+        <w:t xml:space="preserve"> </w:t>
+      </w:r>
+      <w:r>
+        <w:rPr>
+          <w:b/>
+        </w:rPr>
+        <w:t>APPROVED</w:t>
+      </w:r>
+      <w:r>
+        <w:t xml:space="preserve"> 2026-10-27 (user approval): A. Shipped in v0.9.2: Easier / Harder during calibration only, ±1, once per movement per day, never above the gentle cap, and logged as a user decision.</w:t>
       </w:r>
     </w:p>
     <w:p>
@@ -2227,7 +2355,34 @@
         <w:t>Decision:</w:t>
       </w:r>
       <w:r>
-        <w:t xml:space="preserve"> ________</w:t>
+        <w:t xml:space="preserve"> </w:t>
+      </w:r>
+      <w:r>
+        <w:rPr>
+          <w:b/>
+        </w:rPr>
+        <w:t>APPROVED</w:t>
+      </w:r>
+      <w:r>
+        <w:t xml:space="preserve"> 2026-10-27 (user approval): A. Recorded as amendment </w:t>
+      </w:r>
+      <w:r>
+        <w:rPr>
+          <w:b/>
+        </w:rPr>
+        <w:t>A3</w:t>
+      </w:r>
+      <w:r>
+        <w:t xml:space="preserve">. </w:t>
+      </w:r>
+      <w:r>
+        <w:rPr>
+          <w:b/>
+        </w:rPr>
+        <w:t>DEFERRED:</w:t>
+      </w:r>
+      <w:r>
+        <w:t xml:space="preserve"> B (HRV and resting heart rate) until after the pilot. Workouts become "recent load" in the native build (RESEARCH-FLAGS D2-6b).</w:t>
       </w:r>
     </w:p>
     <w:p>
@@ -2305,7 +2460,25 @@
         <w:t>Decision:</w:t>
       </w:r>
       <w:r>
-        <w:t xml:space="preserve"> ________</w:t>
+        <w:t xml:space="preserve"> </w:t>
+      </w:r>
+      <w:r>
+        <w:rPr>
+          <w:b/>
+        </w:rPr>
+        <w:t>APPROVED</w:t>
+      </w:r>
+      <w:r>
+        <w:t xml:space="preserve"> 2026-10-27 (user approval): A. Recorded as amendment </w:t>
+      </w:r>
+      <w:r>
+        <w:rPr>
+          <w:b/>
+        </w:rPr>
+        <w:t>A4</w:t>
+      </w:r>
+      <w:r>
+        <w:t>. No code change: Delete my data was already there, and archiving shipped in v0.9.1.</w:t>
       </w:r>
     </w:p>
     <w:p>
@@ -2369,7 +2542,25 @@
         <w:t>Decision:</w:t>
       </w:r>
       <w:r>
-        <w:t xml:space="preserve"> ________</w:t>
+        <w:t xml:space="preserve"> </w:t>
+      </w:r>
+      <w:r>
+        <w:rPr>
+          <w:b/>
+        </w:rPr>
+        <w:t>APPROVED</w:t>
+      </w:r>
+      <w:r>
+        <w:t xml:space="preserve"> 2026-10-27 (user approval). Recorded as amendment </w:t>
+      </w:r>
+      <w:r>
+        <w:rPr>
+          <w:b/>
+        </w:rPr>
+        <w:t>A5</w:t>
+      </w:r>
+      <w:r>
+        <w:t>. The windows are kept.</w:t>
       </w:r>
     </w:p>
     <w:p>
@@ -2442,7 +2633,16 @@
         <w:t>Decision:</w:t>
       </w:r>
       <w:r>
-        <w:t xml:space="preserve"> ________</w:t>
+        <w:t xml:space="preserve"> </w:t>
+      </w:r>
+      <w:r>
+        <w:rPr>
+          <w:b/>
+        </w:rPr>
+        <w:t>APPROVED</w:t>
+      </w:r>
+      <w:r>
+        <w:t xml:space="preserve"> 2026-10-27 (user approval): A. Applies to the native build (see the checklist). The prototype's structure is not refactored.</w:t>
       </w:r>
     </w:p>
     <w:p>
@@ -2506,7 +2706,25 @@
         <w:t>Decision:</w:t>
       </w:r>
       <w:r>
-        <w:t xml:space="preserve"> ________</w:t>
+        <w:t xml:space="preserve"> </w:t>
+      </w:r>
+      <w:r>
+        <w:rPr>
+          <w:b/>
+        </w:rPr>
+        <w:t>APPROVED</w:t>
+      </w:r>
+      <w:r>
+        <w:t xml:space="preserve"> 2026-10-27 (user approval): A for V1 (no change). </w:t>
+      </w:r>
+      <w:r>
+        <w:rPr>
+          <w:b/>
+        </w:rPr>
+        <w:t>DEFERRED:</w:t>
+      </w:r>
+      <w:r>
+        <w:t xml:space="preserve"> B (suggesting a swap) until there is pilot data (RESEARCH-FLAGS D2-10b).</w:t>
       </w:r>
     </w:p>
     <w:p>
@@ -2945,67 +3163,19 @@
         <w:rPr>
           <w:b/>
         </w:rPr>
-        <w:t>Copy:</w:t>
-      </w:r>
-      <w:r>
-        <w:t xml:space="preserve"> the </w:t>
+        <w:t>Locked doc + amendments:</w:t>
+      </w:r>
+      <w:r>
+        <w:t xml:space="preserve"> </w:t>
       </w:r>
       <w:r>
         <w:rPr>
           <w:rFonts w:ascii="Courier New" w:hAnsi="Courier New"/>
         </w:rPr>
-        <w:t>SAFE</w:t>
-      </w:r>
-      <w:r>
-        <w:t xml:space="preserve"> statements word for word (pending OQ-5), the </w:t>
-      </w:r>
-      <w:r>
-        <w:rPr>
-          <w:rFonts w:ascii="Courier New" w:hAnsi="Courier New"/>
-        </w:rPr>
-        <w:t>MSG</w:t>
-      </w:r>
-      <w:r>
-        <w:t xml:space="preserve"> decision reasons, and the R24 tone lines (deferred).</w:t>
-      </w:r>
-    </w:p>
-    <w:p>
-      <w:r>
-        <w:rPr>
-          <w:b/>
-        </w:rPr>
-        <w:t>Don't carry over:</w:t>
-      </w:r>
-      <w:r>
-        <w:t xml:space="preserve"> service worker, </w:t>
-      </w:r>
-      <w:r>
-        <w:rPr>
-          <w:rFonts w:ascii="Courier New" w:hAnsi="Courier New"/>
-        </w:rPr>
-        <w:t>?v=</w:t>
-      </w:r>
-      <w:r>
-        <w:t xml:space="preserve"> cache-busting, localStorage, the Safari toolbar workarounds, override layering (v05→v07), the duplicated fallback config, the dev/sim tools, and the fake speech recognition.</w:t>
-      </w:r>
-    </w:p>
-    <w:p>
-      <w:r>
-        <w:rPr>
-          <w:b/>
-        </w:rPr>
-        <w:t>Before native starts:</w:t>
-      </w:r>
-      <w:r>
-        <w:t xml:space="preserve"> decide D2-1, D2-2, D2-3, D2-7 and D2-9. Book the reviews still open: X6 and OQ-1a (physio), OQ-5 (legal/clinical), OQ-15 (regulatory), R7/OQ-17 (physio), R11/X2 (clinical), X8 (design).</w:t>
-      </w:r>
-    </w:p>
-    <w:p>
-      <w:r>
-        <w:rPr>
-          <w:b/>
-        </w:rPr>
-        <w:t>Native-only work:</w:t>
+        <w:t>CORE-PRODUCT-LOGICS.docx</w:t>
+      </w:r>
+      <w:r>
+        <w:t xml:space="preserve"> read together with amendments A1–A5.</w:t>
       </w:r>
     </w:p>
     <w:p>
@@ -3013,7 +3183,13 @@
         <w:pStyle w:val="ListBullet"/>
       </w:pPr>
       <w:r>
-        <w:t>real HealthKit permission flow;</w:t>
+        <w:t xml:space="preserve">[ ] </w:t>
+      </w:r>
+      <w:r>
+        <w:rPr>
+          <w:b/>
+        </w:rPr>
+        <w:t>Round 2 behaviour (v0.9.2):</w:t>
       </w:r>
     </w:p>
     <w:p>
@@ -3021,7 +3197,7 @@
         <w:pStyle w:val="ListBullet"/>
       </w:pPr>
       <w:r>
-        <w:t>on-device speech, plus a hold-to-talk fallback (OQ-13);</w:t>
+        <w:t>Ability is a level for each movement, plus a display-only summary;</w:t>
       </w:r>
     </w:p>
     <w:p>
@@ -3029,7 +3205,7 @@
         <w:pStyle w:val="ListBullet"/>
       </w:pPr>
       <w:r>
-        <w:t>Core Data/SwiftData storage, with the event log in a table instead of a growing blob (localStorage is limited to about 5 MB);</w:t>
+        <w:t>"Something else" after calibration gets a counter-offer first;</w:t>
       </w:r>
     </w:p>
     <w:p>
@@ -3037,7 +3213,7 @@
         <w:pStyle w:val="ListBullet"/>
       </w:pPr>
       <w:r>
-        <w:t>notifications without the web-push limits;</w:t>
+        <w:t>an accept note on non-pain accepts after calibration;</w:t>
       </w:r>
     </w:p>
     <w:p>
@@ -3045,12 +3221,151 @@
         <w:pStyle w:val="ListBullet"/>
       </w:pPr>
       <w:r>
-        <w:t>testing on a real iPhone, which has never been done.</w:t>
+        <w:t>Easier/Harder ±1 during calibration (</w:t>
+      </w:r>
+      <w:r>
+        <w:rPr>
+          <w:rFonts w:ascii="Courier New" w:hAnsi="Courier New"/>
+        </w:rPr>
+        <w:t>tests/v092.js</w:t>
+      </w:r>
+      <w:r>
+        <w:t>).</w:t>
       </w:r>
     </w:p>
     <w:p>
-      <w:r>
-        <w:t>Approved by: ____________ Date: ________</w:t>
+      <w:pPr>
+        <w:pStyle w:val="ListBullet"/>
+      </w:pPr>
+      <w:r>
+        <w:t xml:space="preserve">[ ] </w:t>
+      </w:r>
+      <w:r>
+        <w:rPr>
+          <w:b/>
+        </w:rPr>
+        <w:t>Copy:</w:t>
+      </w:r>
+      <w:r>
+        <w:t xml:space="preserve"> the </w:t>
+      </w:r>
+      <w:r>
+        <w:rPr>
+          <w:rFonts w:ascii="Courier New" w:hAnsi="Courier New"/>
+        </w:rPr>
+        <w:t>SAFE</w:t>
+      </w:r>
+      <w:r>
+        <w:t xml:space="preserve"> statements word for word (pending OQ-5), the </w:t>
+      </w:r>
+      <w:r>
+        <w:rPr>
+          <w:rFonts w:ascii="Courier New" w:hAnsi="Courier New"/>
+        </w:rPr>
+        <w:t>MSG</w:t>
+      </w:r>
+      <w:r>
+        <w:t xml:space="preserve"> decision reasons, and the R24 tone lines (deferred).</w:t>
+      </w:r>
+    </w:p>
+    <w:p>
+      <w:r>
+        <w:rPr>
+          <w:b/>
+        </w:rPr>
+        <w:t>Don't carry over:</w:t>
+      </w:r>
+      <w:r>
+        <w:t xml:space="preserve"> service worker, </w:t>
+      </w:r>
+      <w:r>
+        <w:rPr>
+          <w:rFonts w:ascii="Courier New" w:hAnsi="Courier New"/>
+        </w:rPr>
+        <w:t>?v=</w:t>
+      </w:r>
+      <w:r>
+        <w:t xml:space="preserve"> cache-busting, localStorage, the Safari toolbar workarounds, override layering (v05→v07), the duplicated fallback config, the dev/sim tools, and the fake speech recognition.</w:t>
+      </w:r>
+    </w:p>
+    <w:p>
+      <w:r>
+        <w:rPr>
+          <w:b/>
+        </w:rPr>
+        <w:t>Before native starts:</w:t>
+      </w:r>
+      <w:r>
+        <w:t xml:space="preserve"> Decision Round 2 is done. Book the reviews still open: X6 and OQ-1a (physio), OQ-5 (legal/clinical), OQ-15 (regulatory), R7/OQ-17 (physio), R11/X2 (clinical), X8 (design).</w:t>
+      </w:r>
+    </w:p>
+    <w:p>
+      <w:r>
+        <w:rPr>
+          <w:b/>
+        </w:rPr>
+        <w:t>Native-only work:</w:t>
+      </w:r>
+    </w:p>
+    <w:p>
+      <w:pPr>
+        <w:pStyle w:val="ListBullet"/>
+      </w:pPr>
+      <w:r>
+        <w:t>real HealthKit permission flow;</w:t>
+      </w:r>
+    </w:p>
+    <w:p>
+      <w:pPr>
+        <w:pStyle w:val="ListBullet"/>
+      </w:pPr>
+      <w:r>
+        <w:t>on-device speech, plus a hold-to-talk fallback (OQ-13);</w:t>
+      </w:r>
+    </w:p>
+    <w:p>
+      <w:pPr>
+        <w:pStyle w:val="ListBullet"/>
+      </w:pPr>
+      <w:r>
+        <w:t>Core Data/SwiftData storage, with the event log in a table instead of a growing blob (localStorage is limited to about 5 MB);</w:t>
+      </w:r>
+    </w:p>
+    <w:p>
+      <w:pPr>
+        <w:pStyle w:val="ListBullet"/>
+      </w:pPr>
+      <w:r>
+        <w:t>notifications without the web-push limits;</w:t>
+      </w:r>
+    </w:p>
+    <w:p>
+      <w:pPr>
+        <w:pStyle w:val="ListBullet"/>
+      </w:pPr>
+      <w:r>
+        <w:t>testing on a real iPhone, which has never been done;</w:t>
+      </w:r>
+    </w:p>
+    <w:p>
+      <w:pPr>
+        <w:pStyle w:val="ListBullet"/>
+      </w:pPr>
+      <w:r>
+        <w:t>7 Swift engine modules plus Calibration (D2-9);</w:t>
+      </w:r>
+    </w:p>
+    <w:p>
+      <w:pPr>
+        <w:pStyle w:val="ListBullet"/>
+      </w:pPr>
+      <w:r>
+        <w:t>workouts used as recent load (A3).</w:t>
+      </w:r>
+    </w:p>
+    <w:p>
+      <w:r>
+        <w:t>Approved by: the user (chat, "Go with your best recommendations") · Date: 2026-10-27</w:t>
       </w:r>
     </w:p>
     <w:sectPr>
